--- a/4_Diari/Diario.docx
+++ b/4_Diari/Diario.docx
@@ -578,19 +578,33 @@
               <w:rPr>
                 <w:rFonts w:ascii="Arial" w:hAnsi="Arial" w:cs="Arial"/>
               </w:rPr>
-              <w:t>Completamento de</w:t>
+              <w:t xml:space="preserve">Creazione del </w:t>
+            </w:r>
+            <w:proofErr w:type="spellStart"/>
+            <w:r>
+              <w:rPr>
+                <w:rFonts w:ascii="Arial" w:hAnsi="Arial" w:cs="Arial"/>
+              </w:rPr>
+              <w:t>Gantt</w:t>
+            </w:r>
+            <w:proofErr w:type="spellEnd"/>
+            <w:r>
+              <w:rPr>
+                <w:rFonts w:ascii="Arial" w:hAnsi="Arial" w:cs="Arial"/>
+              </w:rPr>
+              <w:t>,</w:t>
             </w:r>
             <w:r>
               <w:rPr>
                 <w:rFonts w:ascii="Arial" w:hAnsi="Arial" w:cs="Arial"/>
               </w:rPr>
-              <w:t>l capitolo delle analisi della documentazione e dei</w:t>
+              <w:t xml:space="preserve"> dei casi d’uso</w:t>
             </w:r>
             <w:r>
               <w:rPr>
                 <w:rFonts w:ascii="Arial" w:hAnsi="Arial" w:cs="Arial"/>
               </w:rPr>
-              <w:t xml:space="preserve"> requisiti</w:t>
+              <w:t xml:space="preserve"> e del diagramma di flusso</w:t>
             </w:r>
           </w:p>
         </w:tc>

--- a/4_Diari/Diario.docx
+++ b/4_Diari/Diario.docx
@@ -199,21 +199,7 @@
               <w:rPr>
                 <w:rFonts w:ascii="Arial" w:hAnsi="Arial" w:cs="Arial"/>
               </w:rPr>
-              <w:t xml:space="preserve">Completamento del </w:t>
-            </w:r>
-            <w:proofErr w:type="spellStart"/>
-            <w:r>
-              <w:rPr>
-                <w:rFonts w:ascii="Arial" w:hAnsi="Arial" w:cs="Arial"/>
-              </w:rPr>
-              <w:t>QdC</w:t>
-            </w:r>
-            <w:proofErr w:type="spellEnd"/>
-            <w:r>
-              <w:rPr>
-                <w:rFonts w:ascii="Arial" w:hAnsi="Arial" w:cs="Arial"/>
-              </w:rPr>
-              <w:t xml:space="preserve"> e dei requisiti</w:t>
+              <w:t>Completamento del QdC e dei requisiti</w:t>
             </w:r>
           </w:p>
         </w:tc>
@@ -490,13 +476,7 @@
               <w:rPr>
                 <w:rFonts w:ascii="Arial" w:hAnsi="Arial" w:cs="Arial"/>
               </w:rPr>
-              <w:t>1</w:t>
-            </w:r>
-            <w:r>
-              <w:rPr>
-                <w:rFonts w:ascii="Arial" w:hAnsi="Arial" w:cs="Arial"/>
-              </w:rPr>
-              <w:t>8</w:t>
+              <w:t>18</w:t>
             </w:r>
             <w:r>
               <w:rPr>
@@ -578,16 +558,8 @@
               <w:rPr>
                 <w:rFonts w:ascii="Arial" w:hAnsi="Arial" w:cs="Arial"/>
               </w:rPr>
-              <w:t xml:space="preserve">Creazione del </w:t>
-            </w:r>
-            <w:proofErr w:type="spellStart"/>
-            <w:r>
-              <w:rPr>
-                <w:rFonts w:ascii="Arial" w:hAnsi="Arial" w:cs="Arial"/>
-              </w:rPr>
-              <w:t>Gantt</w:t>
-            </w:r>
-            <w:proofErr w:type="spellEnd"/>
+              <w:t>Creazione del Gantt</w:t>
+            </w:r>
             <w:r>
               <w:rPr>
                 <w:rFonts w:ascii="Arial" w:hAnsi="Arial" w:cs="Arial"/>
@@ -792,6 +764,435 @@
         </w:rPr>
       </w:pPr>
     </w:p>
+    <w:tbl>
+      <w:tblPr>
+        <w:tblStyle w:val="Grigliatabella"/>
+        <w:tblW w:w="9634" w:type="dxa"/>
+        <w:tblLook w:val="04A0" w:firstRow="1" w:lastRow="0" w:firstColumn="1" w:lastColumn="0" w:noHBand="0" w:noVBand="1"/>
+      </w:tblPr>
+      <w:tblGrid>
+        <w:gridCol w:w="4803"/>
+        <w:gridCol w:w="4831"/>
+      </w:tblGrid>
+      <w:tr>
+        <w:trPr>
+          <w:trHeight w:hRule="exact" w:val="397"/>
+        </w:trPr>
+        <w:tc>
+          <w:tcPr>
+            <w:tcW w:w="4803" w:type="dxa"/>
+            <w:vAlign w:val="center"/>
+          </w:tcPr>
+          <w:p>
+            <w:pPr>
+              <w:rPr>
+                <w:rFonts w:ascii="Arial" w:hAnsi="Arial" w:cs="Arial"/>
+              </w:rPr>
+            </w:pPr>
+            <w:r>
+              <w:rPr>
+                <w:rFonts w:ascii="Arial" w:hAnsi="Arial" w:cs="Arial"/>
+              </w:rPr>
+              <w:t>Luogo</w:t>
+            </w:r>
+          </w:p>
+        </w:tc>
+        <w:tc>
+          <w:tcPr>
+            <w:tcW w:w="4831" w:type="dxa"/>
+            <w:vAlign w:val="center"/>
+          </w:tcPr>
+          <w:p>
+            <w:pPr>
+              <w:pStyle w:val="Nessunaspaziatura"/>
+              <w:spacing w:line="360" w:lineRule="auto"/>
+              <w:rPr>
+                <w:rFonts w:ascii="Arial" w:hAnsi="Arial" w:cs="Arial"/>
+              </w:rPr>
+            </w:pPr>
+            <w:r>
+              <w:rPr>
+                <w:rFonts w:ascii="Arial" w:hAnsi="Arial" w:cs="Arial"/>
+              </w:rPr>
+              <w:t>Canobbio</w:t>
+            </w:r>
+          </w:p>
+        </w:tc>
+      </w:tr>
+      <w:tr>
+        <w:trPr>
+          <w:trHeight w:hRule="exact" w:val="397"/>
+        </w:trPr>
+        <w:tc>
+          <w:tcPr>
+            <w:tcW w:w="4803" w:type="dxa"/>
+            <w:vAlign w:val="center"/>
+          </w:tcPr>
+          <w:p>
+            <w:pPr>
+              <w:rPr>
+                <w:rFonts w:ascii="Arial" w:hAnsi="Arial" w:cs="Arial"/>
+              </w:rPr>
+            </w:pPr>
+            <w:r>
+              <w:rPr>
+                <w:rFonts w:ascii="Arial" w:hAnsi="Arial" w:cs="Arial"/>
+              </w:rPr>
+              <w:t>Data</w:t>
+            </w:r>
+          </w:p>
+        </w:tc>
+        <w:tc>
+          <w:tcPr>
+            <w:tcW w:w="4831" w:type="dxa"/>
+            <w:vAlign w:val="center"/>
+          </w:tcPr>
+          <w:p>
+            <w:pPr>
+              <w:rPr>
+                <w:rFonts w:ascii="Arial" w:hAnsi="Arial" w:cs="Arial"/>
+              </w:rPr>
+            </w:pPr>
+            <w:r>
+              <w:rPr>
+                <w:rFonts w:ascii="Arial" w:hAnsi="Arial" w:cs="Arial"/>
+              </w:rPr>
+              <w:t>25</w:t>
+            </w:r>
+            <w:r>
+              <w:rPr>
+                <w:rFonts w:ascii="Arial" w:hAnsi="Arial" w:cs="Arial"/>
+              </w:rPr>
+              <w:t>.</w:t>
+            </w:r>
+            <w:r>
+              <w:rPr>
+                <w:rFonts w:ascii="Arial" w:hAnsi="Arial" w:cs="Arial"/>
+              </w:rPr>
+              <w:t>09</w:t>
+            </w:r>
+            <w:r>
+              <w:rPr>
+                <w:rFonts w:ascii="Arial" w:hAnsi="Arial" w:cs="Arial"/>
+              </w:rPr>
+              <w:t>.</w:t>
+            </w:r>
+            <w:r>
+              <w:rPr>
+                <w:rFonts w:ascii="Arial" w:hAnsi="Arial" w:cs="Arial"/>
+              </w:rPr>
+              <w:t>2026</w:t>
+            </w:r>
+          </w:p>
+        </w:tc>
+      </w:tr>
+    </w:tbl>
+    <w:p>
+      <w:pPr>
+        <w:rPr>
+          <w:rFonts w:ascii="Arial" w:hAnsi="Arial" w:cs="Arial"/>
+        </w:rPr>
+      </w:pPr>
+    </w:p>
+    <w:tbl>
+      <w:tblPr>
+        <w:tblStyle w:val="Grigliatabella"/>
+        <w:tblW w:w="0" w:type="auto"/>
+        <w:tblLook w:val="04A0" w:firstRow="1" w:lastRow="0" w:firstColumn="1" w:lastColumn="0" w:noHBand="0" w:noVBand="1"/>
+      </w:tblPr>
+      <w:tblGrid>
+        <w:gridCol w:w="9628"/>
+      </w:tblGrid>
+      <w:tr>
+        <w:tc>
+          <w:tcPr>
+            <w:tcW w:w="9854" w:type="dxa"/>
+            <w:shd w:val="clear" w:color="auto" w:fill="D9D9D9" w:themeFill="background1" w:themeFillShade="D9"/>
+          </w:tcPr>
+          <w:p>
+            <w:pPr>
+              <w:rPr>
+                <w:rFonts w:ascii="Arial" w:hAnsi="Arial" w:cs="Arial"/>
+              </w:rPr>
+            </w:pPr>
+            <w:r>
+              <w:rPr>
+                <w:rFonts w:ascii="Arial" w:hAnsi="Arial" w:cs="Arial"/>
+              </w:rPr>
+              <w:t>Lavori svolti</w:t>
+            </w:r>
+          </w:p>
+        </w:tc>
+      </w:tr>
+      <w:tr>
+        <w:tc>
+          <w:tcPr>
+            <w:tcW w:w="9854" w:type="dxa"/>
+          </w:tcPr>
+          <w:p>
+            <w:pPr>
+              <w:rPr>
+                <w:rFonts w:ascii="Arial" w:hAnsi="Arial" w:cs="Arial"/>
+              </w:rPr>
+            </w:pPr>
+            <w:r>
+              <w:rPr>
+                <w:rFonts w:ascii="Arial" w:hAnsi="Arial" w:cs="Arial"/>
+              </w:rPr>
+              <w:t>Creazione del</w:t>
+            </w:r>
+            <w:r>
+              <w:rPr>
+                <w:rFonts w:ascii="Arial" w:hAnsi="Arial" w:cs="Arial"/>
+              </w:rPr>
+              <w:t xml:space="preserve"> diagramma E-R database e Wireframe</w:t>
+            </w:r>
+            <w:r>
+              <w:rPr>
+                <w:rFonts w:ascii="Arial" w:hAnsi="Arial" w:cs="Arial"/>
+              </w:rPr>
+              <w:t xml:space="preserve"> + Prime versioni logo</w:t>
+            </w:r>
+          </w:p>
+        </w:tc>
+      </w:tr>
+    </w:tbl>
+    <w:p>
+      <w:pPr>
+        <w:rPr>
+          <w:rFonts w:ascii="Arial" w:hAnsi="Arial" w:cs="Arial"/>
+        </w:rPr>
+      </w:pPr>
+    </w:p>
+    <w:tbl>
+      <w:tblPr>
+        <w:tblStyle w:val="Grigliatabella"/>
+        <w:tblW w:w="0" w:type="auto"/>
+        <w:tblLook w:val="04A0" w:firstRow="1" w:lastRow="0" w:firstColumn="1" w:lastColumn="0" w:noHBand="0" w:noVBand="1"/>
+      </w:tblPr>
+      <w:tblGrid>
+        <w:gridCol w:w="9628"/>
+      </w:tblGrid>
+      <w:tr>
+        <w:tc>
+          <w:tcPr>
+            <w:tcW w:w="9854" w:type="dxa"/>
+            <w:shd w:val="clear" w:color="auto" w:fill="D9D9D9" w:themeFill="background1" w:themeFillShade="D9"/>
+          </w:tcPr>
+          <w:p>
+            <w:pPr>
+              <w:rPr>
+                <w:rFonts w:ascii="Arial" w:hAnsi="Arial" w:cs="Arial"/>
+              </w:rPr>
+            </w:pPr>
+            <w:r>
+              <w:rPr>
+                <w:rFonts w:ascii="Arial" w:hAnsi="Arial" w:cs="Arial"/>
+              </w:rPr>
+              <w:lastRenderedPageBreak/>
+              <w:t>Problemi riscontrati e soluzioni adottate</w:t>
+            </w:r>
+          </w:p>
+        </w:tc>
+      </w:tr>
+      <w:tr>
+        <w:tc>
+          <w:tcPr>
+            <w:tcW w:w="9854" w:type="dxa"/>
+          </w:tcPr>
+          <w:p>
+            <w:pPr>
+              <w:rPr>
+                <w:rFonts w:ascii="Arial" w:hAnsi="Arial" w:cs="Arial"/>
+              </w:rPr>
+            </w:pPr>
+            <w:r>
+              <w:rPr>
+                <w:rFonts w:ascii="Arial" w:hAnsi="Arial" w:cs="Arial"/>
+              </w:rPr>
+              <w:t xml:space="preserve">Problemi con figma per i template </w:t>
+            </w:r>
+            <w:r>
+              <w:rPr>
+                <w:rFonts w:ascii="Arial" w:hAnsi="Arial" w:cs="Arial"/>
+              </w:rPr>
+              <w:sym w:font="Wingdings" w:char="F0E0"/>
+            </w:r>
+            <w:r>
+              <w:rPr>
+                <w:rFonts w:ascii="Arial" w:hAnsi="Arial" w:cs="Arial"/>
+              </w:rPr>
+              <w:t xml:space="preserve"> Fare a mano le pagine</w:t>
+            </w:r>
+          </w:p>
+        </w:tc>
+      </w:tr>
+    </w:tbl>
+    <w:p>
+      <w:pPr>
+        <w:rPr>
+          <w:rFonts w:ascii="Arial" w:hAnsi="Arial" w:cs="Arial"/>
+        </w:rPr>
+      </w:pPr>
+    </w:p>
+    <w:tbl>
+      <w:tblPr>
+        <w:tblStyle w:val="Grigliatabella"/>
+        <w:tblW w:w="0" w:type="auto"/>
+        <w:tblLook w:val="04A0" w:firstRow="1" w:lastRow="0" w:firstColumn="1" w:lastColumn="0" w:noHBand="0" w:noVBand="1"/>
+      </w:tblPr>
+      <w:tblGrid>
+        <w:gridCol w:w="9628"/>
+      </w:tblGrid>
+      <w:tr>
+        <w:tc>
+          <w:tcPr>
+            <w:tcW w:w="9854" w:type="dxa"/>
+            <w:shd w:val="clear" w:color="auto" w:fill="D9D9D9" w:themeFill="background1" w:themeFillShade="D9"/>
+          </w:tcPr>
+          <w:p>
+            <w:pPr>
+              <w:rPr>
+                <w:rFonts w:ascii="Arial" w:hAnsi="Arial" w:cs="Arial"/>
+              </w:rPr>
+            </w:pPr>
+            <w:r>
+              <w:rPr>
+                <w:rFonts w:ascii="Arial" w:hAnsi="Arial" w:cs="Arial"/>
+              </w:rPr>
+              <w:t>Punto della situazione rispetto alla pianificazione</w:t>
+            </w:r>
+          </w:p>
+        </w:tc>
+      </w:tr>
+      <w:tr>
+        <w:tc>
+          <w:tcPr>
+            <w:tcW w:w="9854" w:type="dxa"/>
+          </w:tcPr>
+          <w:p>
+            <w:pPr>
+              <w:rPr>
+                <w:rFonts w:ascii="Arial" w:hAnsi="Arial" w:cs="Arial"/>
+              </w:rPr>
+            </w:pPr>
+            <w:r>
+              <w:rPr>
+                <w:rFonts w:ascii="Arial" w:hAnsi="Arial" w:cs="Arial"/>
+              </w:rPr>
+              <w:t>In orario</w:t>
+            </w:r>
+          </w:p>
+        </w:tc>
+      </w:tr>
+    </w:tbl>
+    <w:p>
+      <w:pPr>
+        <w:rPr>
+          <w:rFonts w:ascii="Arial" w:hAnsi="Arial" w:cs="Arial"/>
+        </w:rPr>
+      </w:pPr>
+    </w:p>
+    <w:tbl>
+      <w:tblPr>
+        <w:tblStyle w:val="Grigliatabella"/>
+        <w:tblW w:w="0" w:type="auto"/>
+        <w:tblLook w:val="04A0" w:firstRow="1" w:lastRow="0" w:firstColumn="1" w:lastColumn="0" w:noHBand="0" w:noVBand="1"/>
+      </w:tblPr>
+      <w:tblGrid>
+        <w:gridCol w:w="9628"/>
+      </w:tblGrid>
+      <w:tr>
+        <w:tc>
+          <w:tcPr>
+            <w:tcW w:w="9854" w:type="dxa"/>
+            <w:shd w:val="clear" w:color="auto" w:fill="D9D9D9" w:themeFill="background1" w:themeFillShade="D9"/>
+          </w:tcPr>
+          <w:p>
+            <w:pPr>
+              <w:rPr>
+                <w:rFonts w:ascii="Arial" w:hAnsi="Arial" w:cs="Arial"/>
+              </w:rPr>
+            </w:pPr>
+            <w:r>
+              <w:rPr>
+                <w:rFonts w:ascii="Arial" w:hAnsi="Arial" w:cs="Arial"/>
+              </w:rPr>
+              <w:t>Programma di massima per la prossima giornata di lavoro</w:t>
+            </w:r>
+          </w:p>
+        </w:tc>
+      </w:tr>
+      <w:tr>
+        <w:tc>
+          <w:tcPr>
+            <w:tcW w:w="9854" w:type="dxa"/>
+          </w:tcPr>
+          <w:p>
+            <w:pPr>
+              <w:rPr>
+                <w:rFonts w:ascii="Arial" w:hAnsi="Arial" w:cs="Arial"/>
+              </w:rPr>
+            </w:pPr>
+            <w:r>
+              <w:rPr>
+                <w:rFonts w:ascii="Arial" w:hAnsi="Arial" w:cs="Arial"/>
+              </w:rPr>
+              <w:t>~4h</w:t>
+            </w:r>
+            <w:r>
+              <w:rPr>
+                <w:rFonts w:ascii="Arial" w:hAnsi="Arial" w:cs="Arial"/>
+              </w:rPr>
+              <w:t xml:space="preserve">, non il 2 ottobre per </w:t>
+            </w:r>
+            <w:r>
+              <w:rPr>
+                <w:rFonts w:ascii="Arial" w:hAnsi="Arial" w:cs="Arial"/>
+              </w:rPr>
+              <w:t>partecip</w:t>
+            </w:r>
+            <w:r>
+              <w:rPr>
+                <w:rFonts w:ascii="Arial" w:hAnsi="Arial" w:cs="Arial"/>
+              </w:rPr>
+              <w:t>azione</w:t>
+            </w:r>
+            <w:r>
+              <w:rPr>
+                <w:rFonts w:ascii="Arial" w:hAnsi="Arial" w:cs="Arial"/>
+              </w:rPr>
+              <w:t xml:space="preserve"> a una giornata </w:t>
+            </w:r>
+            <w:r>
+              <w:rPr>
+                <w:rFonts w:ascii="Arial" w:hAnsi="Arial" w:cs="Arial"/>
+              </w:rPr>
+              <w:t xml:space="preserve">informativa </w:t>
+            </w:r>
+            <w:r>
+              <w:rPr>
+                <w:rFonts w:ascii="Arial" w:hAnsi="Arial" w:cs="Arial"/>
+              </w:rPr>
+              <w:t>dedicata all'</w:t>
+            </w:r>
+            <w:r>
+              <w:rPr>
+                <w:rFonts w:ascii="Arial" w:hAnsi="Arial" w:cs="Arial"/>
+              </w:rPr>
+              <w:t>AI</w:t>
+            </w:r>
+          </w:p>
+        </w:tc>
+      </w:tr>
+    </w:tbl>
+    <w:p>
+      <w:pPr>
+        <w:rPr>
+          <w:rFonts w:ascii="Arial" w:hAnsi="Arial" w:cs="Arial"/>
+        </w:rPr>
+      </w:pPr>
+    </w:p>
     <w:sectPr>
       <w:headerReference w:type="default" r:id="rId8"/>
       <w:footerReference w:type="default" r:id="rId9"/>
@@ -855,14 +1256,12 @@
       </w:sdtPr>
       <w:sdtEndPr/>
       <w:sdtContent>
-        <w:proofErr w:type="spellStart"/>
         <w:r>
           <w:rPr>
             <w:rFonts w:ascii="Arial" w:hAnsi="Arial" w:cs="Arial"/>
           </w:rPr>
           <w:t>PokéCardDex</w:t>
         </w:r>
-        <w:proofErr w:type="spellEnd"/>
       </w:sdtContent>
     </w:sdt>
     <w:r>
@@ -3716,7 +4115,6 @@
   <w:style w:type="character" w:default="1" w:styleId="Carpredefinitoparagrafo">
     <w:name w:val="Default Paragraph Font"/>
     <w:uiPriority w:val="1"/>
-    <w:semiHidden/>
     <w:unhideWhenUsed/>
   </w:style>
   <w:style w:type="table" w:default="1" w:styleId="Tabellanormale">
@@ -4378,6 +4776,7 @@
     <w:rsid w:val="00BD119E"/>
     <w:rsid w:val="00C22A10"/>
     <w:rsid w:val="00C57AC2"/>
+    <w:rsid w:val="00C83913"/>
     <w:rsid w:val="00CB349C"/>
     <w:rsid w:val="00CC5E51"/>
     <w:rsid w:val="00CD4850"/>

--- a/4_Diari/Diario.docx
+++ b/4_Diari/Diario.docx
@@ -939,13 +939,7 @@
               <w:rPr>
                 <w:rFonts w:ascii="Arial" w:hAnsi="Arial" w:cs="Arial"/>
               </w:rPr>
-              <w:t>Creazione del</w:t>
-            </w:r>
-            <w:r>
-              <w:rPr>
-                <w:rFonts w:ascii="Arial" w:hAnsi="Arial" w:cs="Arial"/>
-              </w:rPr>
-              <w:t xml:space="preserve"> diagramma E-R database e Wireframe</w:t>
+              <w:t>Creazione del diagramma E-R database e Wireframe</w:t>
             </w:r>
             <w:r>
               <w:rPr>
@@ -1181,6 +1175,362 @@
                 <w:rFonts w:ascii="Arial" w:hAnsi="Arial" w:cs="Arial"/>
               </w:rPr>
               <w:t>AI</w:t>
+            </w:r>
+          </w:p>
+        </w:tc>
+      </w:tr>
+    </w:tbl>
+    <w:p>
+      <w:pPr>
+        <w:rPr>
+          <w:rFonts w:ascii="Arial" w:hAnsi="Arial" w:cs="Arial"/>
+        </w:rPr>
+      </w:pPr>
+    </w:p>
+    <w:tbl>
+      <w:tblPr>
+        <w:tblStyle w:val="Grigliatabella"/>
+        <w:tblW w:w="9634" w:type="dxa"/>
+        <w:tblLook w:val="04A0" w:firstRow="1" w:lastRow="0" w:firstColumn="1" w:lastColumn="0" w:noHBand="0" w:noVBand="1"/>
+      </w:tblPr>
+      <w:tblGrid>
+        <w:gridCol w:w="4803"/>
+        <w:gridCol w:w="4831"/>
+      </w:tblGrid>
+      <w:tr>
+        <w:trPr>
+          <w:trHeight w:hRule="exact" w:val="397"/>
+        </w:trPr>
+        <w:tc>
+          <w:tcPr>
+            <w:tcW w:w="4803" w:type="dxa"/>
+            <w:vAlign w:val="center"/>
+          </w:tcPr>
+          <w:p>
+            <w:pPr>
+              <w:rPr>
+                <w:rFonts w:ascii="Arial" w:hAnsi="Arial" w:cs="Arial"/>
+              </w:rPr>
+            </w:pPr>
+            <w:r>
+              <w:rPr>
+                <w:rFonts w:ascii="Arial" w:hAnsi="Arial" w:cs="Arial"/>
+              </w:rPr>
+              <w:t>Luogo</w:t>
+            </w:r>
+          </w:p>
+        </w:tc>
+        <w:tc>
+          <w:tcPr>
+            <w:tcW w:w="4831" w:type="dxa"/>
+            <w:vAlign w:val="center"/>
+          </w:tcPr>
+          <w:p>
+            <w:pPr>
+              <w:pStyle w:val="Nessunaspaziatura"/>
+              <w:spacing w:line="360" w:lineRule="auto"/>
+              <w:rPr>
+                <w:rFonts w:ascii="Arial" w:hAnsi="Arial" w:cs="Arial"/>
+              </w:rPr>
+            </w:pPr>
+            <w:r>
+              <w:rPr>
+                <w:rFonts w:ascii="Arial" w:hAnsi="Arial" w:cs="Arial"/>
+              </w:rPr>
+              <w:t>Canobbio</w:t>
+            </w:r>
+          </w:p>
+        </w:tc>
+      </w:tr>
+      <w:tr>
+        <w:trPr>
+          <w:trHeight w:hRule="exact" w:val="397"/>
+        </w:trPr>
+        <w:tc>
+          <w:tcPr>
+            <w:tcW w:w="4803" w:type="dxa"/>
+            <w:vAlign w:val="center"/>
+          </w:tcPr>
+          <w:p>
+            <w:pPr>
+              <w:rPr>
+                <w:rFonts w:ascii="Arial" w:hAnsi="Arial" w:cs="Arial"/>
+              </w:rPr>
+            </w:pPr>
+            <w:r>
+              <w:rPr>
+                <w:rFonts w:ascii="Arial" w:hAnsi="Arial" w:cs="Arial"/>
+              </w:rPr>
+              <w:t>Data</w:t>
+            </w:r>
+          </w:p>
+        </w:tc>
+        <w:tc>
+          <w:tcPr>
+            <w:tcW w:w="4831" w:type="dxa"/>
+            <w:vAlign w:val="center"/>
+          </w:tcPr>
+          <w:p>
+            <w:pPr>
+              <w:rPr>
+                <w:rFonts w:ascii="Arial" w:hAnsi="Arial" w:cs="Arial"/>
+              </w:rPr>
+            </w:pPr>
+            <w:r>
+              <w:rPr>
+                <w:rFonts w:ascii="Arial" w:hAnsi="Arial" w:cs="Arial"/>
+              </w:rPr>
+              <w:t>09</w:t>
+            </w:r>
+            <w:r>
+              <w:rPr>
+                <w:rFonts w:ascii="Arial" w:hAnsi="Arial" w:cs="Arial"/>
+              </w:rPr>
+              <w:t>.10</w:t>
+            </w:r>
+            <w:r>
+              <w:rPr>
+                <w:rFonts w:ascii="Arial" w:hAnsi="Arial" w:cs="Arial"/>
+              </w:rPr>
+              <w:t>.</w:t>
+            </w:r>
+            <w:r>
+              <w:rPr>
+                <w:rFonts w:ascii="Arial" w:hAnsi="Arial" w:cs="Arial"/>
+              </w:rPr>
+              <w:t>2026</w:t>
+            </w:r>
+          </w:p>
+        </w:tc>
+      </w:tr>
+    </w:tbl>
+    <w:p>
+      <w:pPr>
+        <w:rPr>
+          <w:rFonts w:ascii="Arial" w:hAnsi="Arial" w:cs="Arial"/>
+        </w:rPr>
+      </w:pPr>
+    </w:p>
+    <w:tbl>
+      <w:tblPr>
+        <w:tblStyle w:val="Grigliatabella"/>
+        <w:tblW w:w="0" w:type="auto"/>
+        <w:tblLook w:val="04A0" w:firstRow="1" w:lastRow="0" w:firstColumn="1" w:lastColumn="0" w:noHBand="0" w:noVBand="1"/>
+      </w:tblPr>
+      <w:tblGrid>
+        <w:gridCol w:w="9628"/>
+      </w:tblGrid>
+      <w:tr>
+        <w:tc>
+          <w:tcPr>
+            <w:tcW w:w="9854" w:type="dxa"/>
+            <w:shd w:val="clear" w:color="auto" w:fill="D9D9D9" w:themeFill="background1" w:themeFillShade="D9"/>
+          </w:tcPr>
+          <w:p>
+            <w:pPr>
+              <w:rPr>
+                <w:rFonts w:ascii="Arial" w:hAnsi="Arial" w:cs="Arial"/>
+              </w:rPr>
+            </w:pPr>
+            <w:r>
+              <w:rPr>
+                <w:rFonts w:ascii="Arial" w:hAnsi="Arial" w:cs="Arial"/>
+              </w:rPr>
+              <w:t>Lavori svolti</w:t>
+            </w:r>
+          </w:p>
+        </w:tc>
+      </w:tr>
+      <w:tr>
+        <w:tc>
+          <w:tcPr>
+            <w:tcW w:w="9854" w:type="dxa"/>
+          </w:tcPr>
+          <w:p>
+            <w:pPr>
+              <w:rPr>
+                <w:rFonts w:ascii="Arial" w:hAnsi="Arial" w:cs="Arial"/>
+              </w:rPr>
+            </w:pPr>
+            <w:r>
+              <w:rPr>
+                <w:rFonts w:ascii="Arial" w:hAnsi="Arial" w:cs="Arial"/>
+              </w:rPr>
+              <w:t>Creazione del</w:t>
+            </w:r>
+            <w:r>
+              <w:rPr>
+                <w:rFonts w:ascii="Arial" w:hAnsi="Arial" w:cs="Arial"/>
+              </w:rPr>
+              <w:t xml:space="preserve"> DB sql e della web App</w:t>
+            </w:r>
+          </w:p>
+        </w:tc>
+      </w:tr>
+    </w:tbl>
+    <w:p>
+      <w:pPr>
+        <w:rPr>
+          <w:rFonts w:ascii="Arial" w:hAnsi="Arial" w:cs="Arial"/>
+        </w:rPr>
+      </w:pPr>
+    </w:p>
+    <w:tbl>
+      <w:tblPr>
+        <w:tblStyle w:val="Grigliatabella"/>
+        <w:tblW w:w="0" w:type="auto"/>
+        <w:tblLook w:val="04A0" w:firstRow="1" w:lastRow="0" w:firstColumn="1" w:lastColumn="0" w:noHBand="0" w:noVBand="1"/>
+      </w:tblPr>
+      <w:tblGrid>
+        <w:gridCol w:w="9628"/>
+      </w:tblGrid>
+      <w:tr>
+        <w:tc>
+          <w:tcPr>
+            <w:tcW w:w="9854" w:type="dxa"/>
+            <w:shd w:val="clear" w:color="auto" w:fill="D9D9D9" w:themeFill="background1" w:themeFillShade="D9"/>
+          </w:tcPr>
+          <w:p>
+            <w:pPr>
+              <w:rPr>
+                <w:rFonts w:ascii="Arial" w:hAnsi="Arial" w:cs="Arial"/>
+              </w:rPr>
+            </w:pPr>
+            <w:r>
+              <w:rPr>
+                <w:rFonts w:ascii="Arial" w:hAnsi="Arial" w:cs="Arial"/>
+              </w:rPr>
+              <w:t>Problemi riscontrati e soluzioni adottate</w:t>
+            </w:r>
+          </w:p>
+        </w:tc>
+      </w:tr>
+      <w:tr>
+        <w:tc>
+          <w:tcPr>
+            <w:tcW w:w="9854" w:type="dxa"/>
+          </w:tcPr>
+          <w:p>
+            <w:pPr>
+              <w:rPr>
+                <w:rFonts w:ascii="Arial" w:hAnsi="Arial" w:cs="Arial"/>
+              </w:rPr>
+            </w:pPr>
+            <w:r>
+              <w:rPr>
+                <w:rFonts w:ascii="Arial" w:hAnsi="Arial" w:cs="Arial"/>
+              </w:rPr>
+              <w:t>Problemi con Apache e connessione al DB per l’accesso</w:t>
+            </w:r>
+          </w:p>
+        </w:tc>
+      </w:tr>
+    </w:tbl>
+    <w:p>
+      <w:pPr>
+        <w:rPr>
+          <w:rFonts w:ascii="Arial" w:hAnsi="Arial" w:cs="Arial"/>
+        </w:rPr>
+      </w:pPr>
+    </w:p>
+    <w:tbl>
+      <w:tblPr>
+        <w:tblStyle w:val="Grigliatabella"/>
+        <w:tblW w:w="0" w:type="auto"/>
+        <w:tblLook w:val="04A0" w:firstRow="1" w:lastRow="0" w:firstColumn="1" w:lastColumn="0" w:noHBand="0" w:noVBand="1"/>
+      </w:tblPr>
+      <w:tblGrid>
+        <w:gridCol w:w="9628"/>
+      </w:tblGrid>
+      <w:tr>
+        <w:tc>
+          <w:tcPr>
+            <w:tcW w:w="9854" w:type="dxa"/>
+            <w:shd w:val="clear" w:color="auto" w:fill="D9D9D9" w:themeFill="background1" w:themeFillShade="D9"/>
+          </w:tcPr>
+          <w:p>
+            <w:pPr>
+              <w:rPr>
+                <w:rFonts w:ascii="Arial" w:hAnsi="Arial" w:cs="Arial"/>
+              </w:rPr>
+            </w:pPr>
+            <w:r>
+              <w:rPr>
+                <w:rFonts w:ascii="Arial" w:hAnsi="Arial" w:cs="Arial"/>
+              </w:rPr>
+              <w:t>Punto della situazione rispetto alla pianificazione</w:t>
+            </w:r>
+          </w:p>
+        </w:tc>
+      </w:tr>
+      <w:tr>
+        <w:tc>
+          <w:tcPr>
+            <w:tcW w:w="9854" w:type="dxa"/>
+          </w:tcPr>
+          <w:p>
+            <w:pPr>
+              <w:rPr>
+                <w:rFonts w:ascii="Arial" w:hAnsi="Arial" w:cs="Arial"/>
+              </w:rPr>
+            </w:pPr>
+          </w:p>
+        </w:tc>
+      </w:tr>
+    </w:tbl>
+    <w:p>
+      <w:pPr>
+        <w:rPr>
+          <w:rFonts w:ascii="Arial" w:hAnsi="Arial" w:cs="Arial"/>
+        </w:rPr>
+      </w:pPr>
+    </w:p>
+    <w:tbl>
+      <w:tblPr>
+        <w:tblStyle w:val="Grigliatabella"/>
+        <w:tblW w:w="0" w:type="auto"/>
+        <w:tblLook w:val="04A0" w:firstRow="1" w:lastRow="0" w:firstColumn="1" w:lastColumn="0" w:noHBand="0" w:noVBand="1"/>
+      </w:tblPr>
+      <w:tblGrid>
+        <w:gridCol w:w="9628"/>
+      </w:tblGrid>
+      <w:tr>
+        <w:tc>
+          <w:tcPr>
+            <w:tcW w:w="9854" w:type="dxa"/>
+            <w:shd w:val="clear" w:color="auto" w:fill="D9D9D9" w:themeFill="background1" w:themeFillShade="D9"/>
+          </w:tcPr>
+          <w:p>
+            <w:pPr>
+              <w:rPr>
+                <w:rFonts w:ascii="Arial" w:hAnsi="Arial" w:cs="Arial"/>
+              </w:rPr>
+            </w:pPr>
+            <w:r>
+              <w:rPr>
+                <w:rFonts w:ascii="Arial" w:hAnsi="Arial" w:cs="Arial"/>
+              </w:rPr>
+              <w:t>Programma di massima per la prossima giornata di lavoro</w:t>
+            </w:r>
+          </w:p>
+        </w:tc>
+      </w:tr>
+      <w:tr>
+        <w:tc>
+          <w:tcPr>
+            <w:tcW w:w="9854" w:type="dxa"/>
+          </w:tcPr>
+          <w:p>
+            <w:pPr>
+              <w:rPr>
+                <w:rFonts w:ascii="Arial" w:hAnsi="Arial" w:cs="Arial"/>
+              </w:rPr>
+            </w:pPr>
+            <w:r>
+              <w:rPr>
+                <w:rFonts w:ascii="Arial" w:hAnsi="Arial" w:cs="Arial"/>
+              </w:rPr>
+              <w:t>~4h</w:t>
             </w:r>
           </w:p>
         </w:tc>
@@ -4115,6 +4465,7 @@
   <w:style w:type="character" w:default="1" w:styleId="Carpredefinitoparagrafo">
     <w:name w:val="Default Paragraph Font"/>
     <w:uiPriority w:val="1"/>
+    <w:semiHidden/>
     <w:unhideWhenUsed/>
   </w:style>
   <w:style w:type="table" w:default="1" w:styleId="Tabellanormale">
@@ -4702,6 +5053,7 @@
     <w:rsid w:val="00262E13"/>
     <w:rsid w:val="002746BC"/>
     <w:rsid w:val="00283BFA"/>
+    <w:rsid w:val="002959F8"/>
     <w:rsid w:val="002A3EDE"/>
     <w:rsid w:val="002E249D"/>
     <w:rsid w:val="00304ECD"/>

--- a/4_Diari/Diario.docx
+++ b/4_Diari/Diario.docx
@@ -1364,6 +1364,42 @@
               </w:rPr>
               <w:t xml:space="preserve"> DB sql e della web App</w:t>
             </w:r>
+            <w:r>
+              <w:rPr>
+                <w:rFonts w:ascii="Arial" w:hAnsi="Arial" w:cs="Arial"/>
+              </w:rPr>
+              <w:t xml:space="preserve">, creati la funzione di login e </w:t>
+            </w:r>
+            <w:r>
+              <w:rPr>
+                <w:rFonts w:ascii="Arial" w:hAnsi="Arial" w:cs="Arial"/>
+              </w:rPr>
+              <w:t>lo stile</w:t>
+            </w:r>
+            <w:r>
+              <w:rPr>
+                <w:rFonts w:ascii="Arial" w:hAnsi="Arial" w:cs="Arial"/>
+              </w:rPr>
+              <w:t xml:space="preserve"> di base del sito</w:t>
+            </w:r>
+            <w:r>
+              <w:rPr>
+                <w:rFonts w:ascii="Arial" w:hAnsi="Arial" w:cs="Arial"/>
+              </w:rPr>
+              <w:t xml:space="preserve"> </w:t>
+            </w:r>
+            <w:r>
+              <w:rPr>
+                <w:rFonts w:ascii="Arial" w:hAnsi="Arial" w:cs="Arial"/>
+              </w:rPr>
+              <w:t>+</w:t>
+            </w:r>
+            <w:r>
+              <w:rPr>
+                <w:rFonts w:ascii="Arial" w:hAnsi="Arial" w:cs="Arial"/>
+              </w:rPr>
+              <w:t xml:space="preserve"> favicon</w:t>
+            </w:r>
           </w:p>
         </w:tc>
       </w:tr>
@@ -1422,6 +1458,12 @@
               </w:rPr>
               <w:t>Problemi con Apache e connessione al DB per l’accesso</w:t>
             </w:r>
+            <w:r>
+              <w:rPr>
+                <w:rFonts w:ascii="Arial" w:hAnsi="Arial" w:cs="Arial"/>
+              </w:rPr>
+              <w:t>, risolti con l’aiuto dell’AI</w:t>
+            </w:r>
           </w:p>
         </w:tc>
       </w:tr>
@@ -1474,6 +1516,12 @@
                 <w:rFonts w:ascii="Arial" w:hAnsi="Arial" w:cs="Arial"/>
               </w:rPr>
             </w:pPr>
+            <w:r>
+              <w:rPr>
+                <w:rFonts w:ascii="Arial" w:hAnsi="Arial" w:cs="Arial"/>
+              </w:rPr>
+              <w:t>Leggermente indietro</w:t>
+            </w:r>
           </w:p>
         </w:tc>
       </w:tr>
@@ -1530,7 +1578,19 @@
               <w:rPr>
                 <w:rFonts w:ascii="Arial" w:hAnsi="Arial" w:cs="Arial"/>
               </w:rPr>
-              <w:t>~4h</w:t>
+              <w:t>~</w:t>
+            </w:r>
+            <w:r>
+              <w:rPr>
+                <w:rFonts w:ascii="Arial" w:hAnsi="Arial" w:cs="Arial"/>
+              </w:rPr>
+              <w:t>4</w:t>
+            </w:r>
+            <w:r>
+              <w:rPr>
+                <w:rFonts w:ascii="Arial" w:hAnsi="Arial" w:cs="Arial"/>
+              </w:rPr>
+              <w:t>h</w:t>
             </w:r>
           </w:p>
         </w:tc>

--- a/4_Diari/Diario.docx
+++ b/4_Diari/Diario.docx
@@ -1280,13 +1280,7 @@
               <w:rPr>
                 <w:rFonts w:ascii="Arial" w:hAnsi="Arial" w:cs="Arial"/>
               </w:rPr>
-              <w:t>09</w:t>
-            </w:r>
-            <w:r>
-              <w:rPr>
-                <w:rFonts w:ascii="Arial" w:hAnsi="Arial" w:cs="Arial"/>
-              </w:rPr>
-              <w:t>.10</w:t>
+              <w:t>09.10</w:t>
             </w:r>
             <w:r>
               <w:rPr>
@@ -1356,13 +1350,7 @@
               <w:rPr>
                 <w:rFonts w:ascii="Arial" w:hAnsi="Arial" w:cs="Arial"/>
               </w:rPr>
-              <w:t>Creazione del</w:t>
-            </w:r>
-            <w:r>
-              <w:rPr>
-                <w:rFonts w:ascii="Arial" w:hAnsi="Arial" w:cs="Arial"/>
-              </w:rPr>
-              <w:t xml:space="preserve"> DB sql e della web App</w:t>
+              <w:t>Creazione del DB sql e della web App</w:t>
             </w:r>
             <w:r>
               <w:rPr>
@@ -1591,6 +1579,380 @@
                 <w:rFonts w:ascii="Arial" w:hAnsi="Arial" w:cs="Arial"/>
               </w:rPr>
               <w:t>h</w:t>
+            </w:r>
+          </w:p>
+        </w:tc>
+      </w:tr>
+    </w:tbl>
+    <w:p>
+      <w:pPr>
+        <w:rPr>
+          <w:rFonts w:ascii="Arial" w:hAnsi="Arial" w:cs="Arial"/>
+        </w:rPr>
+      </w:pPr>
+    </w:p>
+    <w:tbl>
+      <w:tblPr>
+        <w:tblStyle w:val="Grigliatabella"/>
+        <w:tblW w:w="9634" w:type="dxa"/>
+        <w:tblLook w:val="04A0" w:firstRow="1" w:lastRow="0" w:firstColumn="1" w:lastColumn="0" w:noHBand="0" w:noVBand="1"/>
+      </w:tblPr>
+      <w:tblGrid>
+        <w:gridCol w:w="4803"/>
+        <w:gridCol w:w="4831"/>
+      </w:tblGrid>
+      <w:tr>
+        <w:trPr>
+          <w:trHeight w:hRule="exact" w:val="397"/>
+        </w:trPr>
+        <w:tc>
+          <w:tcPr>
+            <w:tcW w:w="4803" w:type="dxa"/>
+            <w:vAlign w:val="center"/>
+          </w:tcPr>
+          <w:p>
+            <w:pPr>
+              <w:rPr>
+                <w:rFonts w:ascii="Arial" w:hAnsi="Arial" w:cs="Arial"/>
+              </w:rPr>
+            </w:pPr>
+            <w:r>
+              <w:rPr>
+                <w:rFonts w:ascii="Arial" w:hAnsi="Arial" w:cs="Arial"/>
+              </w:rPr>
+              <w:t>Luogo</w:t>
+            </w:r>
+          </w:p>
+        </w:tc>
+        <w:tc>
+          <w:tcPr>
+            <w:tcW w:w="4831" w:type="dxa"/>
+            <w:vAlign w:val="center"/>
+          </w:tcPr>
+          <w:p>
+            <w:pPr>
+              <w:pStyle w:val="Nessunaspaziatura"/>
+              <w:spacing w:line="360" w:lineRule="auto"/>
+              <w:rPr>
+                <w:rFonts w:ascii="Arial" w:hAnsi="Arial" w:cs="Arial"/>
+              </w:rPr>
+            </w:pPr>
+            <w:r>
+              <w:rPr>
+                <w:rFonts w:ascii="Arial" w:hAnsi="Arial" w:cs="Arial"/>
+              </w:rPr>
+              <w:t>Canobbio</w:t>
+            </w:r>
+          </w:p>
+        </w:tc>
+      </w:tr>
+      <w:tr>
+        <w:trPr>
+          <w:trHeight w:hRule="exact" w:val="397"/>
+        </w:trPr>
+        <w:tc>
+          <w:tcPr>
+            <w:tcW w:w="4803" w:type="dxa"/>
+            <w:vAlign w:val="center"/>
+          </w:tcPr>
+          <w:p>
+            <w:pPr>
+              <w:rPr>
+                <w:rFonts w:ascii="Arial" w:hAnsi="Arial" w:cs="Arial"/>
+              </w:rPr>
+            </w:pPr>
+            <w:r>
+              <w:rPr>
+                <w:rFonts w:ascii="Arial" w:hAnsi="Arial" w:cs="Arial"/>
+              </w:rPr>
+              <w:t>Data</w:t>
+            </w:r>
+          </w:p>
+        </w:tc>
+        <w:tc>
+          <w:tcPr>
+            <w:tcW w:w="4831" w:type="dxa"/>
+            <w:vAlign w:val="center"/>
+          </w:tcPr>
+          <w:p>
+            <w:pPr>
+              <w:rPr>
+                <w:rFonts w:ascii="Arial" w:hAnsi="Arial" w:cs="Arial"/>
+              </w:rPr>
+            </w:pPr>
+            <w:r>
+              <w:rPr>
+                <w:rFonts w:ascii="Arial" w:hAnsi="Arial" w:cs="Arial"/>
+              </w:rPr>
+              <w:t>16</w:t>
+            </w:r>
+            <w:r>
+              <w:rPr>
+                <w:rFonts w:ascii="Arial" w:hAnsi="Arial" w:cs="Arial"/>
+              </w:rPr>
+              <w:t>.10</w:t>
+            </w:r>
+            <w:r>
+              <w:rPr>
+                <w:rFonts w:ascii="Arial" w:hAnsi="Arial" w:cs="Arial"/>
+              </w:rPr>
+              <w:t>.</w:t>
+            </w:r>
+            <w:r>
+              <w:rPr>
+                <w:rFonts w:ascii="Arial" w:hAnsi="Arial" w:cs="Arial"/>
+              </w:rPr>
+              <w:t>2026</w:t>
+            </w:r>
+          </w:p>
+        </w:tc>
+      </w:tr>
+    </w:tbl>
+    <w:p>
+      <w:pPr>
+        <w:rPr>
+          <w:rFonts w:ascii="Arial" w:hAnsi="Arial" w:cs="Arial"/>
+        </w:rPr>
+      </w:pPr>
+    </w:p>
+    <w:tbl>
+      <w:tblPr>
+        <w:tblStyle w:val="Grigliatabella"/>
+        <w:tblW w:w="0" w:type="auto"/>
+        <w:tblLook w:val="04A0" w:firstRow="1" w:lastRow="0" w:firstColumn="1" w:lastColumn="0" w:noHBand="0" w:noVBand="1"/>
+      </w:tblPr>
+      <w:tblGrid>
+        <w:gridCol w:w="9628"/>
+      </w:tblGrid>
+      <w:tr>
+        <w:tc>
+          <w:tcPr>
+            <w:tcW w:w="9854" w:type="dxa"/>
+            <w:shd w:val="clear" w:color="auto" w:fill="D9D9D9" w:themeFill="background1" w:themeFillShade="D9"/>
+          </w:tcPr>
+          <w:p>
+            <w:pPr>
+              <w:rPr>
+                <w:rFonts w:ascii="Arial" w:hAnsi="Arial" w:cs="Arial"/>
+              </w:rPr>
+            </w:pPr>
+            <w:r>
+              <w:rPr>
+                <w:rFonts w:ascii="Arial" w:hAnsi="Arial" w:cs="Arial"/>
+              </w:rPr>
+              <w:t>Lavori svolti</w:t>
+            </w:r>
+          </w:p>
+        </w:tc>
+      </w:tr>
+      <w:tr>
+        <w:tc>
+          <w:tcPr>
+            <w:tcW w:w="9854" w:type="dxa"/>
+          </w:tcPr>
+          <w:p>
+            <w:pPr>
+              <w:rPr>
+                <w:rFonts w:ascii="Arial" w:hAnsi="Arial" w:cs="Arial"/>
+              </w:rPr>
+            </w:pPr>
+            <w:r>
+              <w:rPr>
+                <w:rFonts w:ascii="Arial" w:hAnsi="Arial" w:cs="Arial"/>
+              </w:rPr>
+              <w:t>Creazione del</w:t>
+            </w:r>
+            <w:r>
+              <w:rPr>
+                <w:rFonts w:ascii="Arial" w:hAnsi="Arial" w:cs="Arial"/>
+              </w:rPr>
+              <w:t>la funzione di sign-up e inizio</w:t>
+            </w:r>
+            <w:r>
+              <w:rPr>
+                <w:rFonts w:ascii="Arial" w:hAnsi="Arial" w:cs="Arial"/>
+              </w:rPr>
+              <w:t xml:space="preserve"> dell’integrazione di TCGdex</w:t>
+            </w:r>
+          </w:p>
+        </w:tc>
+      </w:tr>
+    </w:tbl>
+    <w:p>
+      <w:pPr>
+        <w:rPr>
+          <w:rFonts w:ascii="Arial" w:hAnsi="Arial" w:cs="Arial"/>
+        </w:rPr>
+      </w:pPr>
+    </w:p>
+    <w:tbl>
+      <w:tblPr>
+        <w:tblStyle w:val="Grigliatabella"/>
+        <w:tblW w:w="0" w:type="auto"/>
+        <w:tblLook w:val="04A0" w:firstRow="1" w:lastRow="0" w:firstColumn="1" w:lastColumn="0" w:noHBand="0" w:noVBand="1"/>
+      </w:tblPr>
+      <w:tblGrid>
+        <w:gridCol w:w="9628"/>
+      </w:tblGrid>
+      <w:tr>
+        <w:tc>
+          <w:tcPr>
+            <w:tcW w:w="9854" w:type="dxa"/>
+            <w:shd w:val="clear" w:color="auto" w:fill="D9D9D9" w:themeFill="background1" w:themeFillShade="D9"/>
+          </w:tcPr>
+          <w:p>
+            <w:pPr>
+              <w:rPr>
+                <w:rFonts w:ascii="Arial" w:hAnsi="Arial" w:cs="Arial"/>
+              </w:rPr>
+            </w:pPr>
+            <w:r>
+              <w:rPr>
+                <w:rFonts w:ascii="Arial" w:hAnsi="Arial" w:cs="Arial"/>
+              </w:rPr>
+              <w:t>Problemi riscontrati e soluzioni adottate</w:t>
+            </w:r>
+          </w:p>
+        </w:tc>
+      </w:tr>
+      <w:tr>
+        <w:tc>
+          <w:tcPr>
+            <w:tcW w:w="9854" w:type="dxa"/>
+          </w:tcPr>
+          <w:p>
+            <w:pPr>
+              <w:rPr>
+                <w:rFonts w:ascii="Arial" w:hAnsi="Arial" w:cs="Arial"/>
+              </w:rPr>
+            </w:pPr>
+            <w:r>
+              <w:rPr>
+                <w:rFonts w:ascii="Arial" w:hAnsi="Arial" w:cs="Arial"/>
+              </w:rPr>
+              <w:t>Capire perché possiamo accedere a immagini, css e js senza i permessi in security</w:t>
+            </w:r>
+          </w:p>
+        </w:tc>
+      </w:tr>
+    </w:tbl>
+    <w:p>
+      <w:pPr>
+        <w:rPr>
+          <w:rFonts w:ascii="Arial" w:hAnsi="Arial" w:cs="Arial"/>
+        </w:rPr>
+      </w:pPr>
+    </w:p>
+    <w:tbl>
+      <w:tblPr>
+        <w:tblStyle w:val="Grigliatabella"/>
+        <w:tblW w:w="0" w:type="auto"/>
+        <w:tblLook w:val="04A0" w:firstRow="1" w:lastRow="0" w:firstColumn="1" w:lastColumn="0" w:noHBand="0" w:noVBand="1"/>
+      </w:tblPr>
+      <w:tblGrid>
+        <w:gridCol w:w="9628"/>
+      </w:tblGrid>
+      <w:tr>
+        <w:tc>
+          <w:tcPr>
+            <w:tcW w:w="9854" w:type="dxa"/>
+            <w:shd w:val="clear" w:color="auto" w:fill="D9D9D9" w:themeFill="background1" w:themeFillShade="D9"/>
+          </w:tcPr>
+          <w:p>
+            <w:pPr>
+              <w:rPr>
+                <w:rFonts w:ascii="Arial" w:hAnsi="Arial" w:cs="Arial"/>
+              </w:rPr>
+            </w:pPr>
+            <w:r>
+              <w:rPr>
+                <w:rFonts w:ascii="Arial" w:hAnsi="Arial" w:cs="Arial"/>
+              </w:rPr>
+              <w:t>Punto della situazione rispetto alla pianificazione</w:t>
+            </w:r>
+          </w:p>
+        </w:tc>
+      </w:tr>
+      <w:tr>
+        <w:tc>
+          <w:tcPr>
+            <w:tcW w:w="9854" w:type="dxa"/>
+          </w:tcPr>
+          <w:p>
+            <w:pPr>
+              <w:rPr>
+                <w:rFonts w:ascii="Arial" w:hAnsi="Arial" w:cs="Arial"/>
+              </w:rPr>
+            </w:pPr>
+            <w:r>
+              <w:rPr>
+                <w:rFonts w:ascii="Arial" w:hAnsi="Arial" w:cs="Arial"/>
+              </w:rPr>
+              <w:t>Leggermente indietro</w:t>
+            </w:r>
+          </w:p>
+        </w:tc>
+      </w:tr>
+    </w:tbl>
+    <w:p>
+      <w:pPr>
+        <w:rPr>
+          <w:rFonts w:ascii="Arial" w:hAnsi="Arial" w:cs="Arial"/>
+        </w:rPr>
+      </w:pPr>
+    </w:p>
+    <w:tbl>
+      <w:tblPr>
+        <w:tblStyle w:val="Grigliatabella"/>
+        <w:tblW w:w="0" w:type="auto"/>
+        <w:tblLook w:val="04A0" w:firstRow="1" w:lastRow="0" w:firstColumn="1" w:lastColumn="0" w:noHBand="0" w:noVBand="1"/>
+      </w:tblPr>
+      <w:tblGrid>
+        <w:gridCol w:w="9628"/>
+      </w:tblGrid>
+      <w:tr>
+        <w:tc>
+          <w:tcPr>
+            <w:tcW w:w="9854" w:type="dxa"/>
+            <w:shd w:val="clear" w:color="auto" w:fill="D9D9D9" w:themeFill="background1" w:themeFillShade="D9"/>
+          </w:tcPr>
+          <w:p>
+            <w:pPr>
+              <w:rPr>
+                <w:rFonts w:ascii="Arial" w:hAnsi="Arial" w:cs="Arial"/>
+              </w:rPr>
+            </w:pPr>
+            <w:r>
+              <w:rPr>
+                <w:rFonts w:ascii="Arial" w:hAnsi="Arial" w:cs="Arial"/>
+              </w:rPr>
+              <w:t>Programma di massima per la prossima giornata di lavoro</w:t>
+            </w:r>
+          </w:p>
+        </w:tc>
+      </w:tr>
+      <w:tr>
+        <w:tc>
+          <w:tcPr>
+            <w:tcW w:w="9854" w:type="dxa"/>
+          </w:tcPr>
+          <w:p>
+            <w:pPr>
+              <w:rPr>
+                <w:rFonts w:ascii="Arial" w:hAnsi="Arial" w:cs="Arial"/>
+              </w:rPr>
+            </w:pPr>
+            <w:r>
+              <w:rPr>
+                <w:rFonts w:ascii="Arial" w:hAnsi="Arial" w:cs="Arial"/>
+              </w:rPr>
+              <w:t>Sistemare accesso al db senza utente root</w:t>
+            </w:r>
+            <w:r>
+              <w:rPr>
+                <w:rFonts w:ascii="Arial" w:hAnsi="Arial" w:cs="Arial"/>
+              </w:rPr>
+              <w:t>, sistema problema di accesso</w:t>
             </w:r>
           </w:p>
         </w:tc>
@@ -5170,6 +5532,7 @@
     <w:rsid w:val="00917E6C"/>
     <w:rsid w:val="00923218"/>
     <w:rsid w:val="00925A3A"/>
+    <w:rsid w:val="0095669C"/>
     <w:rsid w:val="0095694A"/>
     <w:rsid w:val="00997E7D"/>
     <w:rsid w:val="009D5B0A"/>

--- a/4_Diari/Diario.docx
+++ b/4_Diari/Diario.docx
@@ -199,7 +199,21 @@
               <w:rPr>
                 <w:rFonts w:ascii="Arial" w:hAnsi="Arial" w:cs="Arial"/>
               </w:rPr>
-              <w:t>Completamento del QdC e dei requisiti</w:t>
+              <w:t xml:space="preserve">Completamento del </w:t>
+            </w:r>
+            <w:proofErr w:type="spellStart"/>
+            <w:r>
+              <w:rPr>
+                <w:rFonts w:ascii="Arial" w:hAnsi="Arial" w:cs="Arial"/>
+              </w:rPr>
+              <w:t>QdC</w:t>
+            </w:r>
+            <w:proofErr w:type="spellEnd"/>
+            <w:r>
+              <w:rPr>
+                <w:rFonts w:ascii="Arial" w:hAnsi="Arial" w:cs="Arial"/>
+              </w:rPr>
+              <w:t xml:space="preserve"> e dei requisiti</w:t>
             </w:r>
           </w:p>
         </w:tc>
@@ -558,8 +572,16 @@
               <w:rPr>
                 <w:rFonts w:ascii="Arial" w:hAnsi="Arial" w:cs="Arial"/>
               </w:rPr>
-              <w:t>Creazione del Gantt</w:t>
-            </w:r>
+              <w:t xml:space="preserve">Creazione del </w:t>
+            </w:r>
+            <w:proofErr w:type="spellStart"/>
+            <w:r>
+              <w:rPr>
+                <w:rFonts w:ascii="Arial" w:hAnsi="Arial" w:cs="Arial"/>
+              </w:rPr>
+              <w:t>Gantt</w:t>
+            </w:r>
+            <w:proofErr w:type="spellEnd"/>
             <w:r>
               <w:rPr>
                 <w:rFonts w:ascii="Arial" w:hAnsi="Arial" w:cs="Arial"/>
@@ -939,8 +961,16 @@
               <w:rPr>
                 <w:rFonts w:ascii="Arial" w:hAnsi="Arial" w:cs="Arial"/>
               </w:rPr>
-              <w:t>Creazione del diagramma E-R database e Wireframe</w:t>
-            </w:r>
+              <w:t xml:space="preserve">Creazione del diagramma E-R database e </w:t>
+            </w:r>
+            <w:proofErr w:type="spellStart"/>
+            <w:r>
+              <w:rPr>
+                <w:rFonts w:ascii="Arial" w:hAnsi="Arial" w:cs="Arial"/>
+              </w:rPr>
+              <w:t>Wireframe</w:t>
+            </w:r>
+            <w:proofErr w:type="spellEnd"/>
             <w:r>
               <w:rPr>
                 <w:rFonts w:ascii="Arial" w:hAnsi="Arial" w:cs="Arial"/>
@@ -1004,7 +1034,21 @@
               <w:rPr>
                 <w:rFonts w:ascii="Arial" w:hAnsi="Arial" w:cs="Arial"/>
               </w:rPr>
-              <w:t xml:space="preserve">Problemi con figma per i template </w:t>
+              <w:t xml:space="preserve">Problemi con </w:t>
+            </w:r>
+            <w:proofErr w:type="spellStart"/>
+            <w:r>
+              <w:rPr>
+                <w:rFonts w:ascii="Arial" w:hAnsi="Arial" w:cs="Arial"/>
+              </w:rPr>
+              <w:t>figma</w:t>
+            </w:r>
+            <w:proofErr w:type="spellEnd"/>
+            <w:r>
+              <w:rPr>
+                <w:rFonts w:ascii="Arial" w:hAnsi="Arial" w:cs="Arial"/>
+              </w:rPr>
+              <w:t xml:space="preserve"> per i template </w:t>
             </w:r>
             <w:r>
               <w:rPr>
@@ -1350,7 +1394,21 @@
               <w:rPr>
                 <w:rFonts w:ascii="Arial" w:hAnsi="Arial" w:cs="Arial"/>
               </w:rPr>
-              <w:t>Creazione del DB sql e della web App</w:t>
+              <w:t xml:space="preserve">Creazione del DB </w:t>
+            </w:r>
+            <w:proofErr w:type="spellStart"/>
+            <w:r>
+              <w:rPr>
+                <w:rFonts w:ascii="Arial" w:hAnsi="Arial" w:cs="Arial"/>
+              </w:rPr>
+              <w:t>sql</w:t>
+            </w:r>
+            <w:proofErr w:type="spellEnd"/>
+            <w:r>
+              <w:rPr>
+                <w:rFonts w:ascii="Arial" w:hAnsi="Arial" w:cs="Arial"/>
+              </w:rPr>
+              <w:t xml:space="preserve"> e della web App</w:t>
             </w:r>
             <w:r>
               <w:rPr>
@@ -1386,8 +1444,16 @@
               <w:rPr>
                 <w:rFonts w:ascii="Arial" w:hAnsi="Arial" w:cs="Arial"/>
               </w:rPr>
-              <w:t xml:space="preserve"> favicon</w:t>
-            </w:r>
+              <w:t xml:space="preserve"> </w:t>
+            </w:r>
+            <w:proofErr w:type="spellStart"/>
+            <w:r>
+              <w:rPr>
+                <w:rFonts w:ascii="Arial" w:hAnsi="Arial" w:cs="Arial"/>
+              </w:rPr>
+              <w:t>favicon</w:t>
+            </w:r>
+            <w:proofErr w:type="spellEnd"/>
           </w:p>
         </w:tc>
       </w:tr>
@@ -1684,13 +1750,7 @@
               <w:rPr>
                 <w:rFonts w:ascii="Arial" w:hAnsi="Arial" w:cs="Arial"/>
               </w:rPr>
-              <w:t>16</w:t>
-            </w:r>
-            <w:r>
-              <w:rPr>
-                <w:rFonts w:ascii="Arial" w:hAnsi="Arial" w:cs="Arial"/>
-              </w:rPr>
-              <w:t>.10</w:t>
+              <w:t>16.10</w:t>
             </w:r>
             <w:r>
               <w:rPr>
@@ -1760,20 +1820,36 @@
               <w:rPr>
                 <w:rFonts w:ascii="Arial" w:hAnsi="Arial" w:cs="Arial"/>
               </w:rPr>
-              <w:t>Creazione del</w:t>
-            </w:r>
-            <w:r>
-              <w:rPr>
-                <w:rFonts w:ascii="Arial" w:hAnsi="Arial" w:cs="Arial"/>
-              </w:rPr>
-              <w:t>la funzione di sign-up e inizio</w:t>
-            </w:r>
-            <w:r>
-              <w:rPr>
-                <w:rFonts w:ascii="Arial" w:hAnsi="Arial" w:cs="Arial"/>
-              </w:rPr>
-              <w:t xml:space="preserve"> dell’integrazione di TCGdex</w:t>
-            </w:r>
+              <w:t xml:space="preserve">Creazione della funzione di </w:t>
+            </w:r>
+            <w:proofErr w:type="spellStart"/>
+            <w:r>
+              <w:rPr>
+                <w:rFonts w:ascii="Arial" w:hAnsi="Arial" w:cs="Arial"/>
+              </w:rPr>
+              <w:t>sign</w:t>
+            </w:r>
+            <w:proofErr w:type="spellEnd"/>
+            <w:r>
+              <w:rPr>
+                <w:rFonts w:ascii="Arial" w:hAnsi="Arial" w:cs="Arial"/>
+              </w:rPr>
+              <w:t>-up e inizio</w:t>
+            </w:r>
+            <w:r>
+              <w:rPr>
+                <w:rFonts w:ascii="Arial" w:hAnsi="Arial" w:cs="Arial"/>
+              </w:rPr>
+              <w:t xml:space="preserve"> dell’integrazione di </w:t>
+            </w:r>
+            <w:proofErr w:type="spellStart"/>
+            <w:r>
+              <w:rPr>
+                <w:rFonts w:ascii="Arial" w:hAnsi="Arial" w:cs="Arial"/>
+              </w:rPr>
+              <w:t>TCGdex</w:t>
+            </w:r>
+            <w:proofErr w:type="spellEnd"/>
           </w:p>
         </w:tc>
       </w:tr>
@@ -1830,7 +1906,35 @@
               <w:rPr>
                 <w:rFonts w:ascii="Arial" w:hAnsi="Arial" w:cs="Arial"/>
               </w:rPr>
-              <w:t>Capire perché possiamo accedere a immagini, css e js senza i permessi in security</w:t>
+              <w:t xml:space="preserve">Capire perché possiamo accedere a immagini, </w:t>
+            </w:r>
+            <w:proofErr w:type="spellStart"/>
+            <w:r>
+              <w:rPr>
+                <w:rFonts w:ascii="Arial" w:hAnsi="Arial" w:cs="Arial"/>
+              </w:rPr>
+              <w:t>css</w:t>
+            </w:r>
+            <w:proofErr w:type="spellEnd"/>
+            <w:r>
+              <w:rPr>
+                <w:rFonts w:ascii="Arial" w:hAnsi="Arial" w:cs="Arial"/>
+              </w:rPr>
+              <w:t xml:space="preserve"> e </w:t>
+            </w:r>
+            <w:proofErr w:type="spellStart"/>
+            <w:r>
+              <w:rPr>
+                <w:rFonts w:ascii="Arial" w:hAnsi="Arial" w:cs="Arial"/>
+              </w:rPr>
+              <w:t>js</w:t>
+            </w:r>
+            <w:proofErr w:type="spellEnd"/>
+            <w:r>
+              <w:rPr>
+                <w:rFonts w:ascii="Arial" w:hAnsi="Arial" w:cs="Arial"/>
+              </w:rPr>
+              <w:t xml:space="preserve"> senza i permessi in security</w:t>
             </w:r>
           </w:p>
         </w:tc>
@@ -1946,13 +2050,392 @@
               <w:rPr>
                 <w:rFonts w:ascii="Arial" w:hAnsi="Arial" w:cs="Arial"/>
               </w:rPr>
-              <w:t>Sistemare accesso al db senza utente root</w:t>
+              <w:t xml:space="preserve">Sistemare accesso al </w:t>
+            </w:r>
+            <w:proofErr w:type="spellStart"/>
+            <w:r>
+              <w:rPr>
+                <w:rFonts w:ascii="Arial" w:hAnsi="Arial" w:cs="Arial"/>
+              </w:rPr>
+              <w:t>db</w:t>
+            </w:r>
+            <w:proofErr w:type="spellEnd"/>
+            <w:r>
+              <w:rPr>
+                <w:rFonts w:ascii="Arial" w:hAnsi="Arial" w:cs="Arial"/>
+              </w:rPr>
+              <w:t xml:space="preserve"> senza utente root</w:t>
             </w:r>
             <w:r>
               <w:rPr>
                 <w:rFonts w:ascii="Arial" w:hAnsi="Arial" w:cs="Arial"/>
               </w:rPr>
               <w:t>, sistema problema di accesso</w:t>
+            </w:r>
+          </w:p>
+        </w:tc>
+      </w:tr>
+    </w:tbl>
+    <w:p>
+      <w:pPr>
+        <w:rPr>
+          <w:rFonts w:ascii="Arial" w:hAnsi="Arial" w:cs="Arial"/>
+        </w:rPr>
+      </w:pPr>
+    </w:p>
+    <w:tbl>
+      <w:tblPr>
+        <w:tblStyle w:val="Grigliatabella"/>
+        <w:tblW w:w="9634" w:type="dxa"/>
+        <w:tblLook w:val="04A0" w:firstRow="1" w:lastRow="0" w:firstColumn="1" w:lastColumn="0" w:noHBand="0" w:noVBand="1"/>
+      </w:tblPr>
+      <w:tblGrid>
+        <w:gridCol w:w="4803"/>
+        <w:gridCol w:w="4831"/>
+      </w:tblGrid>
+      <w:tr>
+        <w:trPr>
+          <w:trHeight w:hRule="exact" w:val="397"/>
+        </w:trPr>
+        <w:tc>
+          <w:tcPr>
+            <w:tcW w:w="4803" w:type="dxa"/>
+            <w:vAlign w:val="center"/>
+          </w:tcPr>
+          <w:p>
+            <w:pPr>
+              <w:rPr>
+                <w:rFonts w:ascii="Arial" w:hAnsi="Arial" w:cs="Arial"/>
+              </w:rPr>
+            </w:pPr>
+            <w:r>
+              <w:rPr>
+                <w:rFonts w:ascii="Arial" w:hAnsi="Arial" w:cs="Arial"/>
+              </w:rPr>
+              <w:t>Luogo</w:t>
+            </w:r>
+          </w:p>
+        </w:tc>
+        <w:tc>
+          <w:tcPr>
+            <w:tcW w:w="4831" w:type="dxa"/>
+            <w:vAlign w:val="center"/>
+          </w:tcPr>
+          <w:p>
+            <w:pPr>
+              <w:pStyle w:val="Nessunaspaziatura"/>
+              <w:spacing w:line="360" w:lineRule="auto"/>
+              <w:rPr>
+                <w:rFonts w:ascii="Arial" w:hAnsi="Arial" w:cs="Arial"/>
+              </w:rPr>
+            </w:pPr>
+            <w:r>
+              <w:rPr>
+                <w:rFonts w:ascii="Arial" w:hAnsi="Arial" w:cs="Arial"/>
+              </w:rPr>
+              <w:t>Canobbio</w:t>
+            </w:r>
+          </w:p>
+        </w:tc>
+      </w:tr>
+      <w:tr>
+        <w:trPr>
+          <w:trHeight w:hRule="exact" w:val="397"/>
+        </w:trPr>
+        <w:tc>
+          <w:tcPr>
+            <w:tcW w:w="4803" w:type="dxa"/>
+            <w:vAlign w:val="center"/>
+          </w:tcPr>
+          <w:p>
+            <w:pPr>
+              <w:rPr>
+                <w:rFonts w:ascii="Arial" w:hAnsi="Arial" w:cs="Arial"/>
+              </w:rPr>
+            </w:pPr>
+            <w:r>
+              <w:rPr>
+                <w:rFonts w:ascii="Arial" w:hAnsi="Arial" w:cs="Arial"/>
+              </w:rPr>
+              <w:lastRenderedPageBreak/>
+              <w:t>Data</w:t>
+            </w:r>
+          </w:p>
+        </w:tc>
+        <w:tc>
+          <w:tcPr>
+            <w:tcW w:w="4831" w:type="dxa"/>
+            <w:vAlign w:val="center"/>
+          </w:tcPr>
+          <w:p>
+            <w:pPr>
+              <w:rPr>
+                <w:rFonts w:ascii="Arial" w:hAnsi="Arial" w:cs="Arial"/>
+              </w:rPr>
+            </w:pPr>
+            <w:r>
+              <w:rPr>
+                <w:rFonts w:ascii="Arial" w:hAnsi="Arial" w:cs="Arial"/>
+              </w:rPr>
+              <w:t>23</w:t>
+            </w:r>
+            <w:r>
+              <w:rPr>
+                <w:rFonts w:ascii="Arial" w:hAnsi="Arial" w:cs="Arial"/>
+              </w:rPr>
+              <w:t>.10</w:t>
+            </w:r>
+            <w:r>
+              <w:rPr>
+                <w:rFonts w:ascii="Arial" w:hAnsi="Arial" w:cs="Arial"/>
+              </w:rPr>
+              <w:t>.</w:t>
+            </w:r>
+            <w:r>
+              <w:rPr>
+                <w:rFonts w:ascii="Arial" w:hAnsi="Arial" w:cs="Arial"/>
+              </w:rPr>
+              <w:t>2026</w:t>
+            </w:r>
+          </w:p>
+        </w:tc>
+      </w:tr>
+    </w:tbl>
+    <w:p>
+      <w:pPr>
+        <w:rPr>
+          <w:rFonts w:ascii="Arial" w:hAnsi="Arial" w:cs="Arial"/>
+        </w:rPr>
+      </w:pPr>
+    </w:p>
+    <w:tbl>
+      <w:tblPr>
+        <w:tblStyle w:val="Grigliatabella"/>
+        <w:tblW w:w="0" w:type="auto"/>
+        <w:tblLook w:val="04A0" w:firstRow="1" w:lastRow="0" w:firstColumn="1" w:lastColumn="0" w:noHBand="0" w:noVBand="1"/>
+      </w:tblPr>
+      <w:tblGrid>
+        <w:gridCol w:w="9628"/>
+      </w:tblGrid>
+      <w:tr>
+        <w:tc>
+          <w:tcPr>
+            <w:tcW w:w="9854" w:type="dxa"/>
+            <w:shd w:val="clear" w:color="auto" w:fill="D9D9D9" w:themeFill="background1" w:themeFillShade="D9"/>
+          </w:tcPr>
+          <w:p>
+            <w:pPr>
+              <w:rPr>
+                <w:rFonts w:ascii="Arial" w:hAnsi="Arial" w:cs="Arial"/>
+              </w:rPr>
+            </w:pPr>
+            <w:r>
+              <w:rPr>
+                <w:rFonts w:ascii="Arial" w:hAnsi="Arial" w:cs="Arial"/>
+              </w:rPr>
+              <w:t>Lavori svolti</w:t>
+            </w:r>
+          </w:p>
+        </w:tc>
+      </w:tr>
+      <w:tr>
+        <w:tc>
+          <w:tcPr>
+            <w:tcW w:w="9854" w:type="dxa"/>
+          </w:tcPr>
+          <w:p>
+            <w:pPr>
+              <w:rPr>
+                <w:rFonts w:ascii="Arial" w:hAnsi="Arial" w:cs="Arial"/>
+              </w:rPr>
+            </w:pPr>
+            <w:r>
+              <w:rPr>
+                <w:rFonts w:ascii="Arial" w:hAnsi="Arial" w:cs="Arial"/>
+              </w:rPr>
+              <w:t xml:space="preserve">Risoluzione dei bug sull’accesso alla home page e fine demo/test d’integrazione del TCG e aggiunta dell’utente admin con accesso limitato al </w:t>
+            </w:r>
+            <w:proofErr w:type="spellStart"/>
+            <w:r>
+              <w:rPr>
+                <w:rFonts w:ascii="Arial" w:hAnsi="Arial" w:cs="Arial"/>
+              </w:rPr>
+              <w:t>neccessario</w:t>
+            </w:r>
+            <w:proofErr w:type="spellEnd"/>
+          </w:p>
+        </w:tc>
+      </w:tr>
+    </w:tbl>
+    <w:p>
+      <w:pPr>
+        <w:rPr>
+          <w:rFonts w:ascii="Arial" w:hAnsi="Arial" w:cs="Arial"/>
+        </w:rPr>
+      </w:pPr>
+    </w:p>
+    <w:tbl>
+      <w:tblPr>
+        <w:tblStyle w:val="Grigliatabella"/>
+        <w:tblW w:w="0" w:type="auto"/>
+        <w:tblLook w:val="04A0" w:firstRow="1" w:lastRow="0" w:firstColumn="1" w:lastColumn="0" w:noHBand="0" w:noVBand="1"/>
+      </w:tblPr>
+      <w:tblGrid>
+        <w:gridCol w:w="9628"/>
+      </w:tblGrid>
+      <w:tr>
+        <w:tc>
+          <w:tcPr>
+            <w:tcW w:w="9854" w:type="dxa"/>
+            <w:shd w:val="clear" w:color="auto" w:fill="D9D9D9" w:themeFill="background1" w:themeFillShade="D9"/>
+          </w:tcPr>
+          <w:p>
+            <w:pPr>
+              <w:rPr>
+                <w:rFonts w:ascii="Arial" w:hAnsi="Arial" w:cs="Arial"/>
+              </w:rPr>
+            </w:pPr>
+            <w:r>
+              <w:rPr>
+                <w:rFonts w:ascii="Arial" w:hAnsi="Arial" w:cs="Arial"/>
+              </w:rPr>
+              <w:t>Problemi riscontrati e soluzioni adottate</w:t>
+            </w:r>
+          </w:p>
+        </w:tc>
+      </w:tr>
+      <w:tr>
+        <w:tc>
+          <w:tcPr>
+            <w:tcW w:w="9854" w:type="dxa"/>
+          </w:tcPr>
+          <w:p>
+            <w:pPr>
+              <w:rPr>
+                <w:rFonts w:ascii="Arial" w:hAnsi="Arial" w:cs="Arial"/>
+              </w:rPr>
+            </w:pPr>
+            <w:r>
+              <w:rPr>
+                <w:rFonts w:ascii="Arial" w:hAnsi="Arial" w:cs="Arial"/>
+              </w:rPr>
+              <w:t>Scoperto perché venivamo reindirizzati, l’id utente non veniva caricato correttamente</w:t>
+            </w:r>
+          </w:p>
+        </w:tc>
+      </w:tr>
+    </w:tbl>
+    <w:p>
+      <w:pPr>
+        <w:rPr>
+          <w:rFonts w:ascii="Arial" w:hAnsi="Arial" w:cs="Arial"/>
+        </w:rPr>
+      </w:pPr>
+    </w:p>
+    <w:tbl>
+      <w:tblPr>
+        <w:tblStyle w:val="Grigliatabella"/>
+        <w:tblW w:w="0" w:type="auto"/>
+        <w:tblLook w:val="04A0" w:firstRow="1" w:lastRow="0" w:firstColumn="1" w:lastColumn="0" w:noHBand="0" w:noVBand="1"/>
+      </w:tblPr>
+      <w:tblGrid>
+        <w:gridCol w:w="9628"/>
+      </w:tblGrid>
+      <w:tr>
+        <w:tc>
+          <w:tcPr>
+            <w:tcW w:w="9854" w:type="dxa"/>
+            <w:shd w:val="clear" w:color="auto" w:fill="D9D9D9" w:themeFill="background1" w:themeFillShade="D9"/>
+          </w:tcPr>
+          <w:p>
+            <w:pPr>
+              <w:rPr>
+                <w:rFonts w:ascii="Arial" w:hAnsi="Arial" w:cs="Arial"/>
+              </w:rPr>
+            </w:pPr>
+            <w:r>
+              <w:rPr>
+                <w:rFonts w:ascii="Arial" w:hAnsi="Arial" w:cs="Arial"/>
+              </w:rPr>
+              <w:t>Punto della situazione rispetto alla pianificazione</w:t>
+            </w:r>
+          </w:p>
+        </w:tc>
+      </w:tr>
+      <w:tr>
+        <w:tc>
+          <w:tcPr>
+            <w:tcW w:w="9854" w:type="dxa"/>
+          </w:tcPr>
+          <w:p>
+            <w:pPr>
+              <w:rPr>
+                <w:rFonts w:ascii="Arial" w:hAnsi="Arial" w:cs="Arial"/>
+              </w:rPr>
+            </w:pPr>
+            <w:r>
+              <w:rPr>
+                <w:rFonts w:ascii="Arial" w:hAnsi="Arial" w:cs="Arial"/>
+              </w:rPr>
+              <w:t>Buono</w:t>
+            </w:r>
+          </w:p>
+        </w:tc>
+      </w:tr>
+    </w:tbl>
+    <w:p>
+      <w:pPr>
+        <w:rPr>
+          <w:rFonts w:ascii="Arial" w:hAnsi="Arial" w:cs="Arial"/>
+        </w:rPr>
+      </w:pPr>
+    </w:p>
+    <w:tbl>
+      <w:tblPr>
+        <w:tblStyle w:val="Grigliatabella"/>
+        <w:tblW w:w="0" w:type="auto"/>
+        <w:tblLook w:val="04A0" w:firstRow="1" w:lastRow="0" w:firstColumn="1" w:lastColumn="0" w:noHBand="0" w:noVBand="1"/>
+      </w:tblPr>
+      <w:tblGrid>
+        <w:gridCol w:w="9628"/>
+      </w:tblGrid>
+      <w:tr>
+        <w:tc>
+          <w:tcPr>
+            <w:tcW w:w="9854" w:type="dxa"/>
+            <w:shd w:val="clear" w:color="auto" w:fill="D9D9D9" w:themeFill="background1" w:themeFillShade="D9"/>
+          </w:tcPr>
+          <w:p>
+            <w:pPr>
+              <w:rPr>
+                <w:rFonts w:ascii="Arial" w:hAnsi="Arial" w:cs="Arial"/>
+              </w:rPr>
+            </w:pPr>
+            <w:r>
+              <w:rPr>
+                <w:rFonts w:ascii="Arial" w:hAnsi="Arial" w:cs="Arial"/>
+              </w:rPr>
+              <w:t>Programma di massima per la prossima giornata di lavoro</w:t>
+            </w:r>
+          </w:p>
+        </w:tc>
+      </w:tr>
+      <w:tr>
+        <w:tc>
+          <w:tcPr>
+            <w:tcW w:w="9854" w:type="dxa"/>
+          </w:tcPr>
+          <w:p>
+            <w:pPr>
+              <w:rPr>
+                <w:rFonts w:ascii="Arial" w:hAnsi="Arial" w:cs="Arial"/>
+              </w:rPr>
+            </w:pPr>
+            <w:r>
+              <w:rPr>
+                <w:rFonts w:ascii="Arial" w:hAnsi="Arial" w:cs="Arial"/>
+              </w:rPr>
+              <w:t>Caricare una lista completa delle carte dell’utente e funzione per aggiungere carte.</w:t>
             </w:r>
           </w:p>
         </w:tc>
@@ -2028,12 +2511,14 @@
       </w:sdtPr>
       <w:sdtEndPr/>
       <w:sdtContent>
+        <w:proofErr w:type="spellStart"/>
         <w:r>
           <w:rPr>
             <w:rFonts w:ascii="Arial" w:hAnsi="Arial" w:cs="Arial"/>
           </w:rPr>
           <w:t>PokéCardDex</w:t>
         </w:r>
+        <w:proofErr w:type="spellEnd"/>
       </w:sdtContent>
     </w:sdt>
     <w:r>
@@ -5467,6 +5952,7 @@
     <w:rsid w:val="001101C0"/>
     <w:rsid w:val="00127196"/>
     <w:rsid w:val="001A0560"/>
+    <w:rsid w:val="001A0674"/>
     <w:rsid w:val="001C54F7"/>
     <w:rsid w:val="001D27C6"/>
     <w:rsid w:val="001E62F3"/>
